--- a/member materials/BIRD Lab个人简介-董瑞麟.docx
+++ b/member materials/BIRD Lab个人简介-董瑞麟.docx
@@ -95,7 +95,20 @@
               <w:rPr>
                 <w:rFonts w:hint="eastAsia"/>
               </w:rPr>
-              <w:t>. (Expected)</w:t>
+              <w:t>.</w:t>
+            </w:r>
+          </w:p>
+          <w:p>
+            <w:pPr>
+              <w:rPr>
+                <w:rFonts w:hint="eastAsia"/>
+              </w:rPr>
+            </w:pPr>
+            <w:r>
+              <w:rPr>
+                <w:rFonts w:hint="eastAsia"/>
+              </w:rPr>
+              <w:t xml:space="preserve">2026-2028 (expected), Southern University of Science and Technology, M.Eng. in Control Science and Engineering</w:t>
             </w:r>
           </w:p>
         </w:tc>
@@ -257,7 +270,7 @@
               <w:rPr>
                 <w:rFonts w:hint="eastAsia"/>
               </w:rPr>
-              <w:t>我是bachelor</w:t>
+              <w:t>Control Science and Engineering; rehabilitation robotics（控制科学与工程；康复机器人）</w:t>
             </w:r>
           </w:p>
         </w:tc>
